--- a/output/modelos_escrito/tabla7_interacciones_M4.docx
+++ b/output/modelos_escrito/tabla7_interacciones_M4.docx
@@ -1386,21 +1386,7 @@
                 <w:szCs w:val="20"/>
                 <w:color w:val="000000"/>
               </w:rPr>
-              <w:t xml:space="preserve">4.17* A</w:t>
-            </w:r>
-            <w:r>
-              <w:rPr>
-                <w:rFonts w:ascii="Times New Roman" w:hAnsi="Times New Roman" w:eastAsia="Times New Roman" w:cs="Times New Roman"/>
-                <w:i w:val="false"/>
-                <w:b w:val="false"/>
-                <w:u w:val="none"/>
-                <w:strike w:val="false"/>
-                <w:vertAlign w:val="superscript"/>
-                <w:sz w:val="20"/>
-                <w:szCs w:val="20"/>
-                <w:color w:val="000000"/>
-              </w:rPr>
-              <w:t xml:space="preserve">b</w:t>
+              <w:t xml:space="preserve">4.26 =</w:t>
             </w:r>
           </w:p>
         </w:tc>
@@ -1455,7 +1441,7 @@
                 <w:szCs w:val="20"/>
                 <w:color w:val="000000"/>
               </w:rPr>
-              <w:t xml:space="preserve">1.66 =</w:t>
+              <w:t xml:space="preserve">2.20 =</w:t>
             </w:r>
           </w:p>
         </w:tc>
@@ -1914,7 +1900,7 @@
                 <w:szCs w:val="20"/>
                 <w:color w:val="000000"/>
               </w:rPr>
-              <w:t xml:space="preserve">0.80 =</w:t>
+              <w:t xml:space="preserve">0.82 =</w:t>
             </w:r>
           </w:p>
         </w:tc>
@@ -1969,7 +1955,7 @@
                 <w:szCs w:val="20"/>
                 <w:color w:val="000000"/>
               </w:rPr>
-              <w:t xml:space="preserve">1.04 =</w:t>
+              <w:t xml:space="preserve">1.09 =</w:t>
             </w:r>
           </w:p>
         </w:tc>
@@ -2489,7 +2475,7 @@
                 <w:szCs w:val="20"/>
                 <w:color w:val="000000"/>
               </w:rPr>
-              <w:t xml:space="preserve">0.95 =</w:t>
+              <w:t xml:space="preserve">0.93 =</w:t>
             </w:r>
           </w:p>
         </w:tc>
@@ -2544,7 +2530,7 @@
                 <w:szCs w:val="20"/>
                 <w:color w:val="000000"/>
               </w:rPr>
-              <w:t xml:space="preserve">1.08 =</w:t>
+              <w:t xml:space="preserve">1.09 =</w:t>
             </w:r>
           </w:p>
         </w:tc>
@@ -2989,7 +2975,7 @@
                 <w:szCs w:val="20"/>
                 <w:color w:val="000000"/>
               </w:rPr>
-              <w:t xml:space="preserve">1.65 =</w:t>
+              <w:t xml:space="preserve">1.59 =</w:t>
             </w:r>
           </w:p>
         </w:tc>
@@ -3044,7 +3030,7 @@
                 <w:szCs w:val="20"/>
                 <w:color w:val="000000"/>
               </w:rPr>
-              <w:t xml:space="preserve">1.78 =</w:t>
+              <w:t xml:space="preserve">2.00 =</w:t>
             </w:r>
           </w:p>
         </w:tc>
@@ -3550,7 +3536,7 @@
                 <w:szCs w:val="20"/>
                 <w:color w:val="000000"/>
               </w:rPr>
-              <w:t xml:space="preserve">0.93 =</w:t>
+              <w:t xml:space="preserve">0.90 =</w:t>
             </w:r>
           </w:p>
         </w:tc>
@@ -3605,7 +3591,7 @@
                 <w:szCs w:val="20"/>
                 <w:color w:val="000000"/>
               </w:rPr>
-              <w:t xml:space="preserve">0.79 =</w:t>
+              <w:t xml:space="preserve">0.75 =</w:t>
             </w:r>
           </w:p>
         </w:tc>
@@ -4050,7 +4036,7 @@
                 <w:szCs w:val="20"/>
                 <w:color w:val="000000"/>
               </w:rPr>
-              <w:t xml:space="preserve">0.51 =</w:t>
+              <w:t xml:space="preserve">0.53 =</w:t>
             </w:r>
           </w:p>
         </w:tc>
@@ -4105,7 +4091,7 @@
                 <w:szCs w:val="20"/>
                 <w:color w:val="000000"/>
               </w:rPr>
-              <w:t xml:space="preserve">1.30 =</w:t>
+              <w:t xml:space="preserve">1.33 =</w:t>
             </w:r>
           </w:p>
         </w:tc>
@@ -5263,46 +5249,6 @@
           <w:color w:val="000000"/>
         </w:rPr>
         <w:t xml:space="preserve"> Ajuste singular (correlación intercepto-pendiente aleatoria cercana a ±1 o varianza de la pendiente cercana a 0): los efectos fijos son utilizables, pero las varianzas aleatorias no se interpretan.</w:t>
-      </w:r>
-    </w:p>
-    <w:p>
-      <w:pPr>
-        <w:jc w:val="left"/>
-        <w:pBdr>
-          <w:bottom w:val="none" w:sz="0" w:space="0" w:color="000000"/>
-          <w:top w:val="none" w:sz="0" w:space="0" w:color="000000"/>
-          <w:left w:val="none" w:sz="0" w:space="0" w:color="000000"/>
-          <w:right w:val="none" w:sz="0" w:space="0" w:color="000000"/>
-        </w:pBdr>
-        <w:spacing w:after="0" w:before="0" w:line="240"/>
-        <w:ind w:left="0" w:right="0" w:firstLine="0" w:firstLineChars="0"/>
-      </w:pPr>
-      <w:r>
-        <w:rPr>
-          <w:rFonts w:ascii="Times New Roman" w:hAnsi="Times New Roman" w:eastAsia="Times New Roman" w:cs="Times New Roman"/>
-          <w:i w:val="false"/>
-          <w:b w:val="false"/>
-          <w:u w:val="none"/>
-          <w:strike w:val="false"/>
-          <w:vertAlign w:val="superscript"/>
-          <w:sz w:val="20"/>
-          <w:szCs w:val="20"/>
-          <w:color w:val="000000"/>
-        </w:rPr>
-        <w:t xml:space="preserve">b</w:t>
-      </w:r>
-      <w:r>
-        <w:rPr>
-          <w:rFonts w:ascii="Times New Roman" w:hAnsi="Times New Roman" w:eastAsia="Times New Roman" w:cs="Times New Roman"/>
-          <w:i w:val="false"/>
-          <w:b w:val="false"/>
-          <w:u w:val="none"/>
-          <w:strike w:val="false"/>
-          <w:sz w:val="20"/>
-          <w:szCs w:val="20"/>
-          <w:color w:val="000000"/>
-        </w:rPr>
-        <w:t xml:space="preserve"> La prueba de razón de verosimilitud contra el modelo sin la interacción no es significativa al 5% en: PACES 2019, libros × clima de aula (escuela; p = .05).</w:t>
       </w:r>
     </w:p>
     <w:p>

--- a/output/modelos_escrito/tabla7_interacciones_M4.docx
+++ b/output/modelos_escrito/tabla7_interacciones_M4.docx
@@ -1386,7 +1386,21 @@
                 <w:szCs w:val="20"/>
                 <w:color w:val="000000"/>
               </w:rPr>
-              <w:t xml:space="preserve">4.26 =</w:t>
+              <w:t xml:space="preserve">4.17* A</w:t>
+            </w:r>
+            <w:r>
+              <w:rPr>
+                <w:rFonts w:ascii="Times New Roman" w:hAnsi="Times New Roman" w:eastAsia="Times New Roman" w:cs="Times New Roman"/>
+                <w:i w:val="false"/>
+                <w:b w:val="false"/>
+                <w:u w:val="none"/>
+                <w:strike w:val="false"/>
+                <w:vertAlign w:val="superscript"/>
+                <w:sz w:val="20"/>
+                <w:szCs w:val="20"/>
+                <w:color w:val="000000"/>
+              </w:rPr>
+              <w:t xml:space="preserve">b</w:t>
             </w:r>
           </w:p>
         </w:tc>
@@ -1441,7 +1455,7 @@
                 <w:szCs w:val="20"/>
                 <w:color w:val="000000"/>
               </w:rPr>
-              <w:t xml:space="preserve">2.20 =</w:t>
+              <w:t xml:space="preserve">1.66 =</w:t>
             </w:r>
           </w:p>
         </w:tc>
@@ -1900,7 +1914,7 @@
                 <w:szCs w:val="20"/>
                 <w:color w:val="000000"/>
               </w:rPr>
-              <w:t xml:space="preserve">0.82 =</w:t>
+              <w:t xml:space="preserve">0.80 =</w:t>
             </w:r>
           </w:p>
         </w:tc>
@@ -1955,7 +1969,7 @@
                 <w:szCs w:val="20"/>
                 <w:color w:val="000000"/>
               </w:rPr>
-              <w:t xml:space="preserve">1.09 =</w:t>
+              <w:t xml:space="preserve">1.04 =</w:t>
             </w:r>
           </w:p>
         </w:tc>
@@ -2475,7 +2489,7 @@
                 <w:szCs w:val="20"/>
                 <w:color w:val="000000"/>
               </w:rPr>
-              <w:t xml:space="preserve">0.93 =</w:t>
+              <w:t xml:space="preserve">0.95 =</w:t>
             </w:r>
           </w:p>
         </w:tc>
@@ -2530,7 +2544,7 @@
                 <w:szCs w:val="20"/>
                 <w:color w:val="000000"/>
               </w:rPr>
-              <w:t xml:space="preserve">1.09 =</w:t>
+              <w:t xml:space="preserve">1.08 =</w:t>
             </w:r>
           </w:p>
         </w:tc>
@@ -2975,7 +2989,7 @@
                 <w:szCs w:val="20"/>
                 <w:color w:val="000000"/>
               </w:rPr>
-              <w:t xml:space="preserve">1.59 =</w:t>
+              <w:t xml:space="preserve">1.65 =</w:t>
             </w:r>
           </w:p>
         </w:tc>
@@ -3030,7 +3044,7 @@
                 <w:szCs w:val="20"/>
                 <w:color w:val="000000"/>
               </w:rPr>
-              <w:t xml:space="preserve">2.00 =</w:t>
+              <w:t xml:space="preserve">1.78 =</w:t>
             </w:r>
           </w:p>
         </w:tc>
@@ -3536,7 +3550,7 @@
                 <w:szCs w:val="20"/>
                 <w:color w:val="000000"/>
               </w:rPr>
-              <w:t xml:space="preserve">0.90 =</w:t>
+              <w:t xml:space="preserve">0.93 =</w:t>
             </w:r>
           </w:p>
         </w:tc>
@@ -3591,7 +3605,7 @@
                 <w:szCs w:val="20"/>
                 <w:color w:val="000000"/>
               </w:rPr>
-              <w:t xml:space="preserve">0.75 =</w:t>
+              <w:t xml:space="preserve">0.79 =</w:t>
             </w:r>
           </w:p>
         </w:tc>
@@ -4036,7 +4050,7 @@
                 <w:szCs w:val="20"/>
                 <w:color w:val="000000"/>
               </w:rPr>
-              <w:t xml:space="preserve">0.53 =</w:t>
+              <w:t xml:space="preserve">0.51 =</w:t>
             </w:r>
           </w:p>
         </w:tc>
@@ -4091,7 +4105,7 @@
                 <w:szCs w:val="20"/>
                 <w:color w:val="000000"/>
               </w:rPr>
-              <w:t xml:space="preserve">1.33 =</w:t>
+              <w:t xml:space="preserve">1.30 =</w:t>
             </w:r>
           </w:p>
         </w:tc>
@@ -5249,6 +5263,46 @@
           <w:color w:val="000000"/>
         </w:rPr>
         <w:t xml:space="preserve"> Ajuste singular (correlación intercepto-pendiente aleatoria cercana a ±1 o varianza de la pendiente cercana a 0): los efectos fijos son utilizables, pero las varianzas aleatorias no se interpretan.</w:t>
+      </w:r>
+    </w:p>
+    <w:p>
+      <w:pPr>
+        <w:jc w:val="left"/>
+        <w:pBdr>
+          <w:bottom w:val="none" w:sz="0" w:space="0" w:color="000000"/>
+          <w:top w:val="none" w:sz="0" w:space="0" w:color="000000"/>
+          <w:left w:val="none" w:sz="0" w:space="0" w:color="000000"/>
+          <w:right w:val="none" w:sz="0" w:space="0" w:color="000000"/>
+        </w:pBdr>
+        <w:spacing w:after="0" w:before="0" w:line="240"/>
+        <w:ind w:left="0" w:right="0" w:firstLine="0" w:firstLineChars="0"/>
+      </w:pPr>
+      <w:r>
+        <w:rPr>
+          <w:rFonts w:ascii="Times New Roman" w:hAnsi="Times New Roman" w:eastAsia="Times New Roman" w:cs="Times New Roman"/>
+          <w:i w:val="false"/>
+          <w:b w:val="false"/>
+          <w:u w:val="none"/>
+          <w:strike w:val="false"/>
+          <w:vertAlign w:val="superscript"/>
+          <w:sz w:val="20"/>
+          <w:szCs w:val="20"/>
+          <w:color w:val="000000"/>
+        </w:rPr>
+        <w:t xml:space="preserve">b</w:t>
+      </w:r>
+      <w:r>
+        <w:rPr>
+          <w:rFonts w:ascii="Times New Roman" w:hAnsi="Times New Roman" w:eastAsia="Times New Roman" w:cs="Times New Roman"/>
+          <w:i w:val="false"/>
+          <w:b w:val="false"/>
+          <w:u w:val="none"/>
+          <w:strike w:val="false"/>
+          <w:sz w:val="20"/>
+          <w:szCs w:val="20"/>
+          <w:color w:val="000000"/>
+        </w:rPr>
+        <w:t xml:space="preserve"> La prueba de razón de verosimilitud contra el modelo sin la interacción no es significativa al 5% en: PACES 2019, libros × clima de aula (escuela; p = .05).</w:t>
       </w:r>
     </w:p>
     <w:p>
